--- a/Fiche d'investigation de fonctionnalité.docx
+++ b/Fiche d'investigation de fonctionnalité.docx
@@ -47,16 +47,7 @@
           </w:tcPr>
           <w:p>
             <w:r>
-              <w:t xml:space="preserve">Problématique : </w:t>
-            </w:r>
-            <w:r>
-              <w:t xml:space="preserve">Comparer deux </w:t>
-            </w:r>
-            <w:r>
-              <w:t>modes de r</w:t>
-            </w:r>
-            <w:r>
-              <w:t>echerche dans des structures de données (tableaux, objets) afin de choisir la méthode la plus adaptée selon les critères de lisibilité, performance, maintenabilité et expressivité du code.</w:t>
+              <w:t>Problématique : Comparer deux modes de recherche dans des structures de données (tableaux, objets) afin de choisir la méthode la plus adaptée selon les critères de lisibilité, performance, maintenabilité et expressivité du code.</w:t>
             </w:r>
           </w:p>
         </w:tc>
@@ -172,10 +163,7 @@
               </w:numPr>
             </w:pPr>
             <w:r>
-              <w:t>Lisibilité du code</w:t>
-            </w:r>
-            <w:r>
-              <w:t xml:space="preserve"> moyenne</w:t>
+              <w:t>Lisibilité du code moyenne</w:t>
             </w:r>
           </w:p>
           <w:p>
@@ -225,19 +213,7 @@
           </w:tcPr>
           <w:p>
             <w:r>
-              <w:t xml:space="preserve">Option </w:t>
-            </w:r>
-            <w:r>
-              <w:t>2</w:t>
-            </w:r>
-            <w:r>
-              <w:t xml:space="preserve"> : </w:t>
-            </w:r>
-            <w:r>
-              <w:t>Version</w:t>
-            </w:r>
-            <w:r>
-              <w:t xml:space="preserve"> </w:t>
+              <w:t xml:space="preserve">Option 2 : Version </w:t>
             </w:r>
             <w:r>
               <w:t>fonctionnelle</w:t>
@@ -371,39 +347,39 @@
       </w:tr>
     </w:tbl>
     <w:p/>
+    <w:p/>
+    <w:p/>
+    <w:p/>
+    <w:p/>
     <w:p>
       <w:r>
+        <w:rPr>
+          <w:noProof/>
+        </w:rPr>
+        <w:lastRenderedPageBreak/>
         <w:drawing>
-          <wp:inline distT="0" distB="0" distL="0" distR="0" wp14:anchorId="0BC00F85" wp14:editId="1614AE03">
-            <wp:extent cx="6159927" cy="3088640"/>
-            <wp:effectExtent l="0" t="0" r="0" b="0"/>
-            <wp:docPr id="5" name="Espace réservé du contenu 4" descr="Une image contenant texte, capture d’écran, Police, ligne&#10;&#10;Le contenu généré par l’IA peut être incorrect.">
-              <a:extLst xmlns:a="http://schemas.openxmlformats.org/drawingml/2006/main">
-                <a:ext uri="{FF2B5EF4-FFF2-40B4-BE49-F238E27FC236}">
-                  <a16:creationId xmlns:a16="http://schemas.microsoft.com/office/drawing/2014/main" id="{DDA6EDA5-1DCE-B913-A448-68E45836E25E}"/>
-                </a:ext>
-              </a:extLst>
-            </wp:docPr>
+          <wp:inline distT="0" distB="0" distL="0" distR="0" wp14:anchorId="1B77CFFB" wp14:editId="395E9EEF">
+            <wp:extent cx="6421120" cy="3110054"/>
+            <wp:effectExtent l="0" t="0" r="5080" b="1905"/>
+            <wp:docPr id="1394305733" name="Image 1" descr="Une image contenant texte, capture d’écran&#10;&#10;Le contenu généré par l’IA peut être incorrect."/>
             <wp:cNvGraphicFramePr>
-              <a:graphicFrameLocks xmlns:a="http://schemas.openxmlformats.org/drawingml/2006/main" noGrp="1" noChangeAspect="1"/>
+              <a:graphicFrameLocks xmlns:a="http://schemas.openxmlformats.org/drawingml/2006/main" noChangeAspect="1"/>
             </wp:cNvGraphicFramePr>
             <a:graphic xmlns:a="http://schemas.openxmlformats.org/drawingml/2006/main">
               <a:graphicData uri="http://schemas.openxmlformats.org/drawingml/2006/picture">
                 <pic:pic xmlns:pic="http://schemas.openxmlformats.org/drawingml/2006/picture">
                   <pic:nvPicPr>
-                    <pic:cNvPr id="5" name="Espace réservé du contenu 4" descr="Une image contenant texte, capture d’écran, Police, ligne&#10;&#10;Le contenu généré par l’IA peut être incorrect.">
+                    <pic:cNvPr id="1394305733" name="Image 1" descr="Une image contenant texte, capture d’écran&#10;&#10;Le contenu généré par l’IA peut être incorrect."/>
+                    <pic:cNvPicPr/>
+                  </pic:nvPicPr>
+                  <pic:blipFill>
+                    <a:blip r:embed="rId5" cstate="print">
                       <a:extLst>
-                        <a:ext uri="{FF2B5EF4-FFF2-40B4-BE49-F238E27FC236}">
-                          <a16:creationId xmlns:a16="http://schemas.microsoft.com/office/drawing/2014/main" id="{DDA6EDA5-1DCE-B913-A448-68E45836E25E}"/>
+                        <a:ext uri="{28A0092B-C50C-407E-A947-70E740481C1C}">
+                          <a14:useLocalDpi xmlns:a14="http://schemas.microsoft.com/office/drawing/2010/main" val="0"/>
                         </a:ext>
                       </a:extLst>
-                    </pic:cNvPr>
-                    <pic:cNvPicPr>
-                      <a:picLocks noGrp="1" noChangeAspect="1"/>
-                    </pic:cNvPicPr>
-                  </pic:nvPicPr>
-                  <pic:blipFill>
-                    <a:blip r:embed="rId5"/>
+                    </a:blip>
                     <a:stretch>
                       <a:fillRect/>
                     </a:stretch>
@@ -411,7 +387,7 @@
                   <pic:spPr>
                     <a:xfrm>
                       <a:off x="0" y="0"/>
-                      <a:ext cx="6204295" cy="3110887"/>
+                      <a:ext cx="6509524" cy="3152872"/>
                     </a:xfrm>
                     <a:prstGeom prst="rect">
                       <a:avLst/>
@@ -424,8 +400,59 @@
         </w:drawing>
       </w:r>
     </w:p>
-    <w:p/>
-    <w:p/>
+    <w:p>
+      <w:r>
+        <w:drawing>
+          <wp:inline distT="0" distB="0" distL="0" distR="0" wp14:anchorId="0E3F6013" wp14:editId="5262CAAA">
+            <wp:extent cx="5760720" cy="2256790"/>
+            <wp:effectExtent l="0" t="0" r="5080" b="3810"/>
+            <wp:docPr id="5" name="Espace réservé du contenu 4" descr="Une image contenant logiciel, Logiciel multimédia, texte, capture d’écran&#10;&#10;Le contenu généré par l’IA peut être incorrect.">
+              <a:extLst xmlns:a="http://schemas.openxmlformats.org/drawingml/2006/main">
+                <a:ext uri="{FF2B5EF4-FFF2-40B4-BE49-F238E27FC236}">
+                  <a16:creationId xmlns:a16="http://schemas.microsoft.com/office/drawing/2014/main" id="{EDEBAE3E-65D4-B1B7-EA53-94D480E072ED}"/>
+                </a:ext>
+              </a:extLst>
+            </wp:docPr>
+            <wp:cNvGraphicFramePr>
+              <a:graphicFrameLocks xmlns:a="http://schemas.openxmlformats.org/drawingml/2006/main" noGrp="1" noChangeAspect="1"/>
+            </wp:cNvGraphicFramePr>
+            <a:graphic xmlns:a="http://schemas.openxmlformats.org/drawingml/2006/main">
+              <a:graphicData uri="http://schemas.openxmlformats.org/drawingml/2006/picture">
+                <pic:pic xmlns:pic="http://schemas.openxmlformats.org/drawingml/2006/picture">
+                  <pic:nvPicPr>
+                    <pic:cNvPr id="5" name="Espace réservé du contenu 4" descr="Une image contenant logiciel, Logiciel multimédia, texte, capture d’écran&#10;&#10;Le contenu généré par l’IA peut être incorrect.">
+                      <a:extLst>
+                        <a:ext uri="{FF2B5EF4-FFF2-40B4-BE49-F238E27FC236}">
+                          <a16:creationId xmlns:a16="http://schemas.microsoft.com/office/drawing/2014/main" id="{EDEBAE3E-65D4-B1B7-EA53-94D480E072ED}"/>
+                        </a:ext>
+                      </a:extLst>
+                    </pic:cNvPr>
+                    <pic:cNvPicPr>
+                      <a:picLocks noGrp="1" noChangeAspect="1"/>
+                    </pic:cNvPicPr>
+                  </pic:nvPicPr>
+                  <pic:blipFill>
+                    <a:blip r:embed="rId6"/>
+                    <a:stretch>
+                      <a:fillRect/>
+                    </a:stretch>
+                  </pic:blipFill>
+                  <pic:spPr>
+                    <a:xfrm>
+                      <a:off x="0" y="0"/>
+                      <a:ext cx="5760720" cy="2256790"/>
+                    </a:xfrm>
+                    <a:prstGeom prst="rect">
+                      <a:avLst/>
+                    </a:prstGeom>
+                  </pic:spPr>
+                </pic:pic>
+              </a:graphicData>
+            </a:graphic>
+          </wp:inline>
+        </w:drawing>
+      </w:r>
+    </w:p>
     <w:sectPr>
       <w:pgSz w:w="11906" w:h="16838"/>
       <w:pgMar w:top="1417" w:right="1417" w:bottom="1417" w:left="1417" w:header="708" w:footer="708" w:gutter="0"/>
